--- a/doc/Attention加速器IP设计报告.docx
+++ b/doc/Attention加速器IP设计报告.docx
@@ -12,7 +12,7 @@
     </w:p>
     <w:p>
       <w:pPr>
-        <w:spacing w:before="0" w:after="240" w:line="266" w:lineRule="auto"/>
+        <w:spacing w:before="0" w:after="240" w:line="254" w:lineRule="auto"/>
         <w:jc w:val="left"/>
       </w:pPr>
       <w:r>
@@ -27,7 +27,7 @@
     </w:p>
     <w:p>
       <w:pPr>
-        <w:spacing w:before="0" w:after="60" w:line="266" w:lineRule="auto"/>
+        <w:spacing w:before="0" w:after="40" w:line="254" w:lineRule="auto"/>
         <w:jc w:val="both"/>
       </w:pPr>
       <w:r>
@@ -57,7 +57,7 @@
     </w:p>
     <w:p>
       <w:pPr>
-        <w:spacing w:before="0" w:after="60" w:line="266" w:lineRule="auto"/>
+        <w:spacing w:before="0" w:after="40" w:line="254" w:lineRule="auto"/>
         <w:jc w:val="both"/>
       </w:pPr>
       <w:r>
@@ -72,7 +72,7 @@
     </w:p>
     <w:p>
       <w:pPr>
-        <w:spacing w:before="0" w:after="60" w:line="266" w:lineRule="auto"/>
+        <w:spacing w:before="0" w:after="40" w:line="254" w:lineRule="auto"/>
         <w:jc w:val="both"/>
       </w:pPr>
       <w:r>
@@ -560,7 +560,7 @@
     </w:p>
     <w:p>
       <w:pPr>
-        <w:spacing w:before="0" w:after="60" w:line="266" w:lineRule="auto"/>
+        <w:spacing w:before="0" w:after="40" w:line="254" w:lineRule="auto"/>
         <w:jc w:val="both"/>
       </w:pPr>
       <w:r>
@@ -639,7 +639,7 @@
     </w:p>
     <w:p>
       <w:pPr>
-        <w:spacing w:before="0" w:after="60" w:line="266" w:lineRule="auto"/>
+        <w:spacing w:before="0" w:after="40" w:line="254" w:lineRule="auto"/>
         <w:jc w:val="both"/>
       </w:pPr>
       <w:r>
@@ -654,7 +654,7 @@
     </w:p>
     <w:p>
       <w:pPr>
-        <w:spacing w:before="0" w:after="60" w:line="266" w:lineRule="auto"/>
+        <w:spacing w:before="0" w:after="40" w:line="254" w:lineRule="auto"/>
         <w:jc w:val="both"/>
       </w:pPr>
       <w:r>
@@ -691,7 +691,7 @@
       <w:r>
         <w:drawing>
           <wp:inline xmlns:a="http://schemas.openxmlformats.org/drawingml/2006/main" xmlns:pic="http://schemas.openxmlformats.org/drawingml/2006/picture">
-            <wp:extent cx="4968000" cy="2119680"/>
+            <wp:extent cx="4752000" cy="2027520"/>
             <wp:docPr id="1" name="Picture 1"/>
             <wp:cNvGraphicFramePr>
               <a:graphicFrameLocks noChangeAspect="1"/>
@@ -712,7 +712,7 @@
                   <pic:spPr>
                     <a:xfrm>
                       <a:off x="0" y="0"/>
-                      <a:ext cx="4968000" cy="2119680"/>
+                      <a:ext cx="4752000" cy="2027520"/>
                     </a:xfrm>
                     <a:prstGeom prst="rect"/>
                   </pic:spPr>
@@ -741,7 +741,7 @@
     </w:p>
     <w:p>
       <w:pPr>
-        <w:spacing w:before="0" w:after="60" w:line="266" w:lineRule="auto"/>
+        <w:spacing w:before="0" w:after="40" w:line="254" w:lineRule="auto"/>
         <w:jc w:val="both"/>
       </w:pPr>
       <w:r>
@@ -1081,7 +1081,7 @@
     </w:p>
     <w:p>
       <w:pPr>
-        <w:spacing w:before="0" w:after="60" w:line="266" w:lineRule="auto"/>
+        <w:spacing w:before="0" w:after="40" w:line="254" w:lineRule="auto"/>
         <w:jc w:val="both"/>
       </w:pPr>
       <w:r>
@@ -1103,7 +1103,7 @@
       <w:r>
         <w:drawing>
           <wp:inline xmlns:a="http://schemas.openxmlformats.org/drawingml/2006/main" xmlns:pic="http://schemas.openxmlformats.org/drawingml/2006/picture">
-            <wp:extent cx="4896000" cy="2125815"/>
+            <wp:extent cx="4680000" cy="2032030"/>
             <wp:docPr id="2" name="Picture 2"/>
             <wp:cNvGraphicFramePr>
               <a:graphicFrameLocks noChangeAspect="1"/>
@@ -1124,7 +1124,7 @@
                   <pic:spPr>
                     <a:xfrm>
                       <a:off x="0" y="0"/>
-                      <a:ext cx="4896000" cy="2125815"/>
+                      <a:ext cx="4680000" cy="2032030"/>
                     </a:xfrm>
                     <a:prstGeom prst="rect"/>
                   </pic:spPr>
@@ -1153,7 +1153,7 @@
     </w:p>
     <w:p>
       <w:pPr>
-        <w:spacing w:before="0" w:after="60" w:line="266" w:lineRule="auto"/>
+        <w:spacing w:before="0" w:after="40" w:line="254" w:lineRule="auto"/>
         <w:jc w:val="both"/>
       </w:pPr>
       <w:r>
@@ -1198,7 +1198,7 @@
     </w:p>
     <w:p>
       <w:pPr>
-        <w:spacing w:before="0" w:after="60" w:line="266" w:lineRule="auto"/>
+        <w:spacing w:before="0" w:after="40" w:line="254" w:lineRule="auto"/>
         <w:jc w:val="both"/>
       </w:pPr>
       <w:r>
@@ -1220,7 +1220,7 @@
       <w:r>
         <w:drawing>
           <wp:inline xmlns:a="http://schemas.openxmlformats.org/drawingml/2006/main" xmlns:pic="http://schemas.openxmlformats.org/drawingml/2006/picture">
-            <wp:extent cx="4536000" cy="2375126"/>
+            <wp:extent cx="4248000" cy="2224324"/>
             <wp:docPr id="3" name="Picture 3"/>
             <wp:cNvGraphicFramePr>
               <a:graphicFrameLocks noChangeAspect="1"/>
@@ -1241,7 +1241,7 @@
                   <pic:spPr>
                     <a:xfrm>
                       <a:off x="0" y="0"/>
-                      <a:ext cx="4536000" cy="2375126"/>
+                      <a:ext cx="4248000" cy="2224324"/>
                     </a:xfrm>
                     <a:prstGeom prst="rect"/>
                   </pic:spPr>
@@ -1285,7 +1285,7 @@
     </w:p>
     <w:p>
       <w:pPr>
-        <w:spacing w:before="0" w:after="60" w:line="266" w:lineRule="auto"/>
+        <w:spacing w:before="0" w:after="40" w:line="254" w:lineRule="auto"/>
         <w:jc w:val="both"/>
       </w:pPr>
       <w:r>
@@ -1315,7 +1315,7 @@
     </w:p>
     <w:p>
       <w:pPr>
-        <w:spacing w:before="0" w:after="60" w:line="266" w:lineRule="auto"/>
+        <w:spacing w:before="0" w:after="40" w:line="254" w:lineRule="auto"/>
         <w:jc w:val="both"/>
       </w:pPr>
       <w:r>
@@ -1854,7 +1854,7 @@
     </w:p>
     <w:p>
       <w:pPr>
-        <w:spacing w:before="0" w:after="60" w:line="266" w:lineRule="auto"/>
+        <w:spacing w:before="0" w:after="40" w:line="254" w:lineRule="auto"/>
         <w:jc w:val="both"/>
       </w:pPr>
       <w:r>
@@ -1884,7 +1884,7 @@
     </w:p>
     <w:p>
       <w:pPr>
-        <w:spacing w:before="0" w:after="60" w:line="266" w:lineRule="auto"/>
+        <w:spacing w:before="0" w:after="40" w:line="254" w:lineRule="auto"/>
         <w:jc w:val="both"/>
       </w:pPr>
       <w:r>
@@ -1914,7 +1914,7 @@
     </w:p>
     <w:p>
       <w:pPr>
-        <w:spacing w:before="0" w:after="60" w:line="266" w:lineRule="auto"/>
+        <w:spacing w:before="0" w:after="40" w:line="254" w:lineRule="auto"/>
         <w:jc w:val="both"/>
       </w:pPr>
       <w:r>
@@ -1929,7 +1929,7 @@
     </w:p>
     <w:p>
       <w:pPr>
-        <w:spacing w:before="0" w:after="60" w:line="266" w:lineRule="auto"/>
+        <w:spacing w:before="0" w:after="40" w:line="254" w:lineRule="auto"/>
         <w:jc w:val="both"/>
       </w:pPr>
       <w:r>
@@ -1951,7 +1951,7 @@
       <w:r>
         <w:drawing>
           <wp:inline xmlns:a="http://schemas.openxmlformats.org/drawingml/2006/main" xmlns:pic="http://schemas.openxmlformats.org/drawingml/2006/picture">
-            <wp:extent cx="4680000" cy="2227995"/>
+            <wp:extent cx="4392000" cy="2090887"/>
             <wp:docPr id="4" name="Picture 4"/>
             <wp:cNvGraphicFramePr>
               <a:graphicFrameLocks noChangeAspect="1"/>
@@ -1972,7 +1972,7 @@
                   <pic:spPr>
                     <a:xfrm>
                       <a:off x="0" y="0"/>
-                      <a:ext cx="4680000" cy="2227995"/>
+                      <a:ext cx="4392000" cy="2090887"/>
                     </a:xfrm>
                     <a:prstGeom prst="rect"/>
                   </pic:spPr>
@@ -2016,7 +2016,7 @@
     </w:p>
     <w:p>
       <w:pPr>
-        <w:spacing w:before="0" w:after="60" w:line="266" w:lineRule="auto"/>
+        <w:spacing w:before="0" w:after="40" w:line="254" w:lineRule="auto"/>
         <w:jc w:val="both"/>
       </w:pPr>
       <w:r>
@@ -3163,7 +3163,7 @@
     </w:p>
     <w:p>
       <w:pPr>
-        <w:spacing w:before="0" w:after="60" w:line="266" w:lineRule="auto"/>
+        <w:spacing w:before="0" w:after="40" w:line="254" w:lineRule="auto"/>
         <w:jc w:val="both"/>
       </w:pPr>
       <w:r>
@@ -3193,7 +3193,7 @@
     </w:p>
     <w:p>
       <w:pPr>
-        <w:spacing w:before="0" w:after="60" w:line="266" w:lineRule="auto"/>
+        <w:spacing w:before="0" w:after="40" w:line="254" w:lineRule="auto"/>
         <w:jc w:val="both"/>
       </w:pPr>
       <w:r>
@@ -3620,7 +3620,7 @@
     </w:p>
     <w:p>
       <w:pPr>
-        <w:spacing w:before="0" w:after="60" w:line="266" w:lineRule="auto"/>
+        <w:spacing w:before="0" w:after="40" w:line="254" w:lineRule="auto"/>
         <w:jc w:val="both"/>
       </w:pPr>
       <w:r>
@@ -3635,7 +3635,7 @@
     </w:p>
     <w:p>
       <w:pPr>
-        <w:spacing w:before="0" w:after="60" w:line="266" w:lineRule="auto"/>
+        <w:spacing w:before="0" w:after="40" w:line="254" w:lineRule="auto"/>
         <w:jc w:val="both"/>
       </w:pPr>
       <w:r>
@@ -4062,7 +4062,7 @@
     </w:p>
     <w:p>
       <w:pPr>
-        <w:spacing w:before="0" w:after="60" w:line="266" w:lineRule="auto"/>
+        <w:spacing w:before="0" w:after="40" w:line="254" w:lineRule="auto"/>
         <w:jc w:val="both"/>
       </w:pPr>
       <w:r>
@@ -4107,7 +4107,7 @@
     </w:p>
     <w:p>
       <w:pPr>
-        <w:spacing w:before="0" w:after="60" w:line="266" w:lineRule="auto"/>
+        <w:spacing w:before="0" w:after="40" w:line="254" w:lineRule="auto"/>
         <w:jc w:val="both"/>
       </w:pPr>
       <w:r>
@@ -4122,7 +4122,7 @@
     </w:p>
     <w:p>
       <w:pPr>
-        <w:spacing w:before="0" w:after="60" w:line="266" w:lineRule="auto"/>
+        <w:spacing w:before="0" w:after="40" w:line="254" w:lineRule="auto"/>
         <w:jc w:val="both"/>
       </w:pPr>
       <w:r>
@@ -4625,7 +4625,7 @@
     </w:p>
     <w:p>
       <w:pPr>
-        <w:spacing w:before="0" w:after="60" w:line="266" w:lineRule="auto"/>
+        <w:spacing w:before="0" w:after="40" w:line="254" w:lineRule="auto"/>
         <w:jc w:val="both"/>
       </w:pPr>
       <w:r>
@@ -5142,7 +5142,7 @@
     </w:p>
     <w:p>
       <w:pPr>
-        <w:spacing w:before="0" w:after="60" w:line="266" w:lineRule="auto"/>
+        <w:spacing w:before="0" w:after="40" w:line="254" w:lineRule="auto"/>
         <w:jc w:val="both"/>
       </w:pPr>
       <w:r>
@@ -5172,7 +5172,7 @@
     </w:p>
     <w:p>
       <w:pPr>
-        <w:spacing w:before="0" w:after="60" w:line="266" w:lineRule="auto"/>
+        <w:spacing w:before="0" w:after="40" w:line="254" w:lineRule="auto"/>
         <w:jc w:val="both"/>
       </w:pPr>
       <w:r>
@@ -5187,7 +5187,7 @@
     </w:p>
     <w:p>
       <w:pPr>
-        <w:spacing w:before="0" w:after="60" w:line="266" w:lineRule="auto"/>
+        <w:spacing w:before="0" w:after="40" w:line="254" w:lineRule="auto"/>
         <w:jc w:val="both"/>
       </w:pPr>
       <w:r>
@@ -5212,12 +5212,12 @@
           <w:color w:val="000000"/>
           <w:sz w:val="28"/>
         </w:rPr>
-        <w:t>10  改进方向与加分项</w:t>
+        <w:t>10  已实现的加分项与改进方向</w:t>
       </w:r>
     </w:p>
     <w:p>
       <w:pPr>
-        <w:spacing w:before="0" w:after="60" w:line="266" w:lineRule="auto"/>
+        <w:spacing w:before="0" w:after="40" w:line="254" w:lineRule="auto"/>
         <w:jc w:val="both"/>
       </w:pPr>
       <w:r>
@@ -5227,12 +5227,337 @@
           <w:color w:val="000000"/>
           <w:sz w:val="20"/>
         </w:rPr>
-        <w:t>后续可从三个方向改进性能与精度。把点积改成 4 路并行、或让装载与计算重叠，可以把装载与点积的时间压缩一半以上，代价是 4 个乘法器和更复杂的握手；用倒数查找表或 4 路并行除法器替代串行复用的除法器，归一化可以从 72 拍降到 4 至 20 拍、总周期约降 30%，代价是 ROM 或多套除法逻辑；把 weight 提升到 Q1.15，或用分段线性、CORDIC 实现指数，可以缓解权重下溢与最大 9 的输出偏差，代价是查找表或迭代逻辑的面积。</w:t>
+        <w:t>在完成基础功能之后，本设计实现并验证了题目第十二节中的三项加分项：A 与 B 属于“必须附独立测试”的功能项，C 属于参数化。加分功能全部由参数控制，基础版本默认参数不变，功能零回归（41 + 409 例仍全部通过、单次任务仍是 169 拍）。</w:t>
       </w:r>
     </w:p>
     <w:p>
       <w:pPr>
-        <w:spacing w:before="0" w:after="60" w:line="266" w:lineRule="auto"/>
+        <w:keepNext/>
+        <w:spacing w:before="40" w:after="80" w:line="269" w:lineRule="auto"/>
+        <w:jc w:val="center"/>
+      </w:pPr>
+      <w:r>
+        <w:rPr>
+          <w:rFonts w:ascii="微软雅黑" w:hAnsi="微软雅黑" w:eastAsia="微软雅黑"/>
+          <w:b w:val="0"/>
+          <w:color w:val="404040"/>
+          <w:sz w:val="18"/>
+        </w:rPr>
+        <w:t>表 10  已实现的加分项与实测结果</w:t>
+      </w:r>
+    </w:p>
+    <w:tbl>
+      <w:tblPr>
+        <w:tblW w:type="auto" w:w="0"/>
+        <w:jc w:val="center"/>
+        <w:tblLayout w:type="fixed"/>
+        <w:tblLook w:firstColumn="1" w:firstRow="1" w:lastColumn="0" w:lastRow="0" w:noHBand="0" w:noVBand="1" w:val="04A0"/>
+        <w:tblBorders>
+          <w:top w:val="single" w:sz="6" w:space="0" w:color="D9D9D9"/>
+          <w:left w:val="single" w:sz="6" w:space="0" w:color="D9D9D9"/>
+          <w:bottom w:val="single" w:sz="6" w:space="0" w:color="D9D9D9"/>
+          <w:right w:val="single" w:sz="6" w:space="0" w:color="D9D9D9"/>
+          <w:insideH w:val="single" w:sz="6" w:space="0" w:color="D9D9D9"/>
+          <w:insideV w:val="single" w:sz="6" w:space="0" w:color="D9D9D9"/>
+        </w:tblBorders>
+        <w:tblCellMar>
+          <w:top w:w="55" w:type="dxa"/>
+          <w:left w:w="95" w:type="dxa"/>
+          <w:bottom w:w="55" w:type="dxa"/>
+          <w:right w:w="95" w:type="dxa"/>
+        </w:tblCellMar>
+      </w:tblPr>
+      <w:tblGrid>
+        <w:gridCol w:w="3137"/>
+        <w:gridCol w:w="3137"/>
+        <w:gridCol w:w="3137"/>
+      </w:tblGrid>
+      <w:tr>
+        <w:trPr>
+          <w:tblHeader w:val="true"/>
+        </w:trPr>
+        <w:tc>
+          <w:tcPr>
+            <w:tcW w:type="dxa" w:w="1474"/>
+            <w:shd w:val="clear" w:color="auto" w:fill="1F4E79"/>
+          </w:tcPr>
+          <w:p>
+            <w:pPr>
+              <w:spacing w:before="40" w:after="40" w:line="264" w:lineRule="auto"/>
+              <w:jc w:val="center"/>
+            </w:pPr>
+            <w:r/>
+            <w:r>
+              <w:rPr>
+                <w:rFonts w:ascii="微软雅黑" w:hAnsi="微软雅黑" w:eastAsia="微软雅黑"/>
+                <w:b/>
+                <w:color w:val="FFFFFF"/>
+                <w:sz w:val="17"/>
+              </w:rPr>
+              <w:t>加分项</w:t>
+            </w:r>
+          </w:p>
+        </w:tc>
+        <w:tc>
+          <w:tcPr>
+            <w:tcW w:type="dxa" w:w="3628"/>
+            <w:shd w:val="clear" w:color="auto" w:fill="1F4E79"/>
+          </w:tcPr>
+          <w:p>
+            <w:pPr>
+              <w:spacing w:before="40" w:after="40" w:line="264" w:lineRule="auto"/>
+              <w:jc w:val="center"/>
+            </w:pPr>
+            <w:r/>
+            <w:r>
+              <w:rPr>
+                <w:rFonts w:ascii="微软雅黑" w:hAnsi="微软雅黑" w:eastAsia="微软雅黑"/>
+                <w:b/>
+                <w:color w:val="FFFFFF"/>
+                <w:sz w:val="17"/>
+              </w:rPr>
+              <w:t>做法</w:t>
+            </w:r>
+          </w:p>
+        </w:tc>
+        <w:tc>
+          <w:tcPr>
+            <w:tcW w:type="dxa" w:w="4309"/>
+            <w:shd w:val="clear" w:color="auto" w:fill="1F4E79"/>
+          </w:tcPr>
+          <w:p>
+            <w:pPr>
+              <w:spacing w:before="40" w:after="40" w:line="264" w:lineRule="auto"/>
+              <w:jc w:val="center"/>
+            </w:pPr>
+            <w:r/>
+            <w:r>
+              <w:rPr>
+                <w:rFonts w:ascii="微软雅黑" w:hAnsi="微软雅黑" w:eastAsia="微软雅黑"/>
+                <w:b/>
+                <w:color w:val="FFFFFF"/>
+                <w:sz w:val="17"/>
+              </w:rPr>
+              <w:t>实测结果</w:t>
+            </w:r>
+          </w:p>
+        </w:tc>
+      </w:tr>
+      <w:tr>
+        <w:tc>
+          <w:tcPr>
+            <w:tcW w:type="dxa" w:w="1474"/>
+          </w:tcPr>
+          <w:p>
+            <w:pPr>
+              <w:spacing w:before="40" w:after="40" w:line="269" w:lineRule="auto"/>
+              <w:jc w:val="left"/>
+            </w:pPr>
+            <w:r/>
+            <w:r>
+              <w:rPr>
+                <w:rFonts w:ascii="微软雅黑" w:hAnsi="微软雅黑" w:eastAsia="微软雅黑"/>
+                <w:b w:val="0"/>
+                <w:color w:val="000000"/>
+                <w:sz w:val="17"/>
+              </w:rPr>
+              <w:t>A 因果 Mask</w:t>
+            </w:r>
+          </w:p>
+        </w:tc>
+        <w:tc>
+          <w:tcPr>
+            <w:tcW w:type="dxa" w:w="3628"/>
+          </w:tcPr>
+          <w:p>
+            <w:pPr>
+              <w:spacing w:before="40" w:after="40" w:line="269" w:lineRule="auto"/>
+              <w:jc w:val="left"/>
+            </w:pPr>
+            <w:r/>
+            <w:r>
+              <w:rPr>
+                <w:rFonts w:ascii="微软雅黑" w:hAnsi="微软雅黑" w:eastAsia="微软雅黑"/>
+                <w:b w:val="0"/>
+                <w:color w:val="000000"/>
+                <w:sz w:val="17"/>
+              </w:rPr>
+              <w:t>新增 pos_i 输入与 MASK_EN 参数：j &gt; pos_i 的 Key 不参与 x_max 检索、权重置 0、不进入 L 与 ACC</w:t>
+            </w:r>
+          </w:p>
+        </w:tc>
+        <w:tc>
+          <w:tcPr>
+            <w:tcW w:type="dxa" w:w="4309"/>
+          </w:tcPr>
+          <w:p>
+            <w:pPr>
+              <w:spacing w:before="40" w:after="40" w:line="269" w:lineRule="auto"/>
+              <w:jc w:val="left"/>
+            </w:pPr>
+            <w:r/>
+            <w:r>
+              <w:rPr>
+                <w:rFonts w:ascii="微软雅黑" w:hAnsi="微软雅黑" w:eastAsia="微软雅黑"/>
+                <w:b w:val="0"/>
+                <w:color w:val="000000"/>
+                <w:sz w:val="17"/>
+              </w:rPr>
+              <w:t>独立测试 tb_attention_mask.sv 检查权重 / L / 输出三层，pos_i = 0 / 3 / 7 三组全部通过</w:t>
+            </w:r>
+          </w:p>
+        </w:tc>
+      </w:tr>
+      <w:tr>
+        <w:tc>
+          <w:tcPr>
+            <w:tcW w:type="dxa" w:w="1474"/>
+            <w:shd w:val="clear" w:color="auto" w:fill="F2F6FB"/>
+          </w:tcPr>
+          <w:p>
+            <w:pPr>
+              <w:spacing w:before="40" w:after="40" w:line="269" w:lineRule="auto"/>
+              <w:jc w:val="left"/>
+            </w:pPr>
+            <w:r/>
+            <w:r>
+              <w:rPr>
+                <w:rFonts w:ascii="微软雅黑" w:hAnsi="微软雅黑" w:eastAsia="微软雅黑"/>
+                <w:b w:val="0"/>
+                <w:color w:val="000000"/>
+                <w:sz w:val="17"/>
+              </w:rPr>
+              <w:t>B 并行点积</w:t>
+            </w:r>
+          </w:p>
+        </w:tc>
+        <w:tc>
+          <w:tcPr>
+            <w:tcW w:type="dxa" w:w="3628"/>
+            <w:shd w:val="clear" w:color="auto" w:fill="F2F6FB"/>
+          </w:tcPr>
+          <w:p>
+            <w:pPr>
+              <w:spacing w:before="40" w:after="40" w:line="269" w:lineRule="auto"/>
+              <w:jc w:val="left"/>
+            </w:pPr>
+            <w:r/>
+            <w:r>
+              <w:rPr>
+                <w:rFonts w:ascii="微软雅黑" w:hAnsi="微软雅黑" w:eastAsia="微软雅黑"/>
+                <w:b w:val="0"/>
+                <w:color w:val="000000"/>
+                <w:sz w:val="17"/>
+              </w:rPr>
+              <w:t>新增 DOT_PAR 参数：D 个乘法器一拍算完一个 Score（点积 32 拍 → 8 拍）</w:t>
+            </w:r>
+          </w:p>
+        </w:tc>
+        <w:tc>
+          <w:tcPr>
+            <w:tcW w:type="dxa" w:w="4309"/>
+            <w:shd w:val="clear" w:color="auto" w:fill="F2F6FB"/>
+          </w:tcPr>
+          <w:p>
+            <w:pPr>
+              <w:spacing w:before="40" w:after="40" w:line="269" w:lineRule="auto"/>
+              <w:jc w:val="left"/>
+            </w:pPr>
+            <w:r/>
+            <w:r>
+              <w:rPr>
+                <w:rFonts w:ascii="微软雅黑" w:hAnsi="微软雅黑" w:eastAsia="微软雅黑"/>
+                <w:b w:val="0"/>
+                <w:color w:val="000000"/>
+                <w:sz w:val="17"/>
+              </w:rPr>
+              <w:t>周期 169 → 145 拍（−14%），41 例与 409 例压力测试全部通过；代价是 +3 个 8×8 乘法器与 3 个 18 位加法器</w:t>
+            </w:r>
+          </w:p>
+        </w:tc>
+      </w:tr>
+      <w:tr>
+        <w:tc>
+          <w:tcPr>
+            <w:tcW w:type="dxa" w:w="1474"/>
+          </w:tcPr>
+          <w:p>
+            <w:pPr>
+              <w:spacing w:before="40" w:after="40" w:line="269" w:lineRule="auto"/>
+              <w:jc w:val="left"/>
+            </w:pPr>
+            <w:r/>
+            <w:r>
+              <w:rPr>
+                <w:rFonts w:ascii="微软雅黑" w:hAnsi="微软雅黑" w:eastAsia="微软雅黑"/>
+                <w:b w:val="0"/>
+                <w:color w:val="000000"/>
+                <w:sz w:val="17"/>
+              </w:rPr>
+              <w:t>C 参数化</w:t>
+            </w:r>
+          </w:p>
+        </w:tc>
+        <w:tc>
+          <w:tcPr>
+            <w:tcW w:type="dxa" w:w="3628"/>
+          </w:tcPr>
+          <w:p>
+            <w:pPr>
+              <w:spacing w:before="40" w:after="40" w:line="269" w:lineRule="auto"/>
+              <w:jc w:val="left"/>
+            </w:pPr>
+            <w:r/>
+            <w:r>
+              <w:rPr>
+                <w:rFonts w:ascii="微软雅黑" w:hAnsi="微软雅黑" w:eastAsia="微软雅黑"/>
+                <w:b w:val="0"/>
+                <w:color w:val="000000"/>
+                <w:sz w:val="17"/>
+              </w:rPr>
+              <w:t>S / D / DW / W_FRAC 全部参数化，计数器位宽由 $clog2 自动推导</w:t>
+            </w:r>
+          </w:p>
+        </w:tc>
+        <w:tc>
+          <w:tcPr>
+            <w:tcW w:type="dxa" w:w="4309"/>
+          </w:tcPr>
+          <w:p>
+            <w:pPr>
+              <w:spacing w:before="40" w:after="40" w:line="269" w:lineRule="auto"/>
+              <w:jc w:val="left"/>
+            </w:pPr>
+            <w:r/>
+            <w:r>
+              <w:rPr>
+                <w:rFonts w:ascii="微软雅黑" w:hAnsi="微软雅黑" w:eastAsia="微软雅黑"/>
+                <w:b w:val="0"/>
+                <w:color w:val="000000"/>
+                <w:sz w:val="17"/>
+              </w:rPr>
+              <w:t>S 改为 4 后激励自动适配：41/41 通过，周期 169 → 125 拍</w:t>
+            </w:r>
+          </w:p>
+        </w:tc>
+      </w:tr>
+    </w:tbl>
+    <w:p>
+      <w:pPr>
+        <w:spacing w:after="40" w:line="240" w:lineRule="auto"/>
+      </w:pPr>
+      <w:r>
+        <w:rPr>
+          <w:rFonts w:ascii="Times New Roman" w:hAnsi="Times New Roman" w:eastAsia="宋体"/>
+          <w:b w:val="0"/>
+          <w:color w:val="000000"/>
+          <w:sz w:val="4"/>
+        </w:rPr>
+      </w:r>
+    </w:p>
+    <w:p>
+      <w:pPr>
+        <w:spacing w:before="0" w:after="40" w:line="254" w:lineRule="auto"/>
         <w:jc w:val="both"/>
       </w:pPr>
       <w:r>
@@ -5242,7 +5567,7 @@
           <w:color w:val="000000"/>
           <w:sz w:val="20"/>
         </w:rPr>
-        <w:t>题目中的 A、D 两项（因果 Mask 与动态阈值筛选）需要在权重阶段增加屏蔽和索引输出逻辑；E、G 两项属于调研类加分项，可分别围绕“硬件实现指数函数的方法比较”与“S = 256、d = 64 时 Softmax 的存储、计算与数值问题”展开，第 8.3 节的结论可作为起点。</w:t>
+        <w:t>仍可继续优化：用倒数 LUT 或并行除法器把归一化从 72 拍降到 4 至 20 拍；把 weight 提升到 Q1.15 或用分段线性 / CORDIC 实现指数，以减小量化偏差；此外 D 项（动态阈值筛选）与 E、G 两项调研可在此基础上继续展开。</w:t>
       </w:r>
     </w:p>
     <w:p>
@@ -5262,7 +5587,7 @@
     </w:p>
     <w:p>
       <w:pPr>
-        <w:spacing w:before="0" w:after="60" w:line="266" w:lineRule="auto"/>
+        <w:spacing w:before="0" w:after="40" w:line="254" w:lineRule="auto"/>
         <w:jc w:val="both"/>
       </w:pPr>
       <w:r>
@@ -5272,7 +5597,7 @@
           <w:color w:val="000000"/>
           <w:sz w:val="20"/>
         </w:rPr>
-        <w:t>本设计完成了题目要求的基础 Attention RTL IP：以 SystemVerilog 实现、由 11 个状态的状态机调度装载、点积、x_max 检索、指数查表、加权累加、归一化与输出，使用 5 个乘法器、若干缓冲区和一个分时复用的除法器，单次任务耗时 169 个时钟周期，片上存储 824 bit。全部 450 个仿真用例（41 + 409）与 Python 黄金模型逐位一致，波形可逐拍解释数据流向。当前实现的不足是 4 位小数权重的量化误差在软 Softmax 场景下会放大，后续可通过提高权重精度或改为并行流水结构继续优化。完整交付物清单与运行命令见 README.md。</w:t>
+        <w:t>本设计完成了题目要求的基础 Attention RTL IP：11 状态状态机调度装载、点积、x_max 检索、指数查表、加权累加、归一化与输出，单次任务 169 拍、片上存储 824 bit，450 个用例（41 + 409）与黄金模型逐位一致；并实现了加分项 A（因果 Mask）、B（并行点积，169 → 145 拍）与 C（参数化）。不足是 4 位小数权重在软 Softmax 场景下量化误差最大到 9，可用更高精度的指数实现进一步改善。</w:t>
       </w:r>
     </w:p>
     <w:sectPr>
@@ -5672,7 +5997,7 @@
     <w:qFormat/>
     <w:rsid w:val="00FC693F"/>
     <w:pPr>
-      <w:spacing w:after="60" w:line="266" w:lineRule="auto"/>
+      <w:spacing w:after="40" w:line="254" w:lineRule="auto"/>
     </w:pPr>
     <w:rPr>
       <w:rFonts w:ascii="Times New Roman" w:hAnsi="Times New Roman" w:eastAsia="宋体"/>
